--- a/MODULE2_EVALUATION_BRIEFING.docx
+++ b/MODULE2_EVALUATION_BRIEFING.docx
@@ -273,6 +273,45 @@
         <w:jc w:val="center"/>
       </w:pPr>
       <w:r>
+        <w:drawing>
+          <wp:inline xmlns:a="http://schemas.openxmlformats.org/drawingml/2006/main" xmlns:pic="http://schemas.openxmlformats.org/drawingml/2006/picture">
+            <wp:extent cx="5486400" cy="2939143"/>
+            <wp:docPr id="1" name="Picture 1"/>
+            <wp:cNvGraphicFramePr>
+              <a:graphicFrameLocks noChangeAspect="1"/>
+            </wp:cNvGraphicFramePr>
+            <a:graphic>
+              <a:graphicData uri="http://schemas.openxmlformats.org/drawingml/2006/picture">
+                <pic:pic>
+                  <pic:nvPicPr>
+                    <pic:cNvPr id="0" name="fig_ablation_1_role_distribution.png"/>
+                    <pic:cNvPicPr/>
+                  </pic:nvPicPr>
+                  <pic:blipFill>
+                    <a:blip r:embed="rId9"/>
+                    <a:stretch>
+                      <a:fillRect/>
+                    </a:stretch>
+                  </pic:blipFill>
+                  <pic:spPr>
+                    <a:xfrm>
+                      <a:off x="0" y="0"/>
+                      <a:ext cx="5486400" cy="2939143"/>
+                    </a:xfrm>
+                    <a:prstGeom prst="rect"/>
+                  </pic:spPr>
+                </pic:pic>
+              </a:graphicData>
+            </a:graphic>
+          </wp:inline>
+        </w:drawing>
+      </w:r>
+    </w:p>
+    <w:p>
+      <w:pPr>
+        <w:jc w:val="center"/>
+      </w:pPr>
+      <w:r>
         <w:rPr>
           <w:i/>
           <w:color w:val="898781"/>
@@ -282,6 +321,45 @@
       </w:r>
     </w:p>
     <w:p/>
+    <w:p>
+      <w:pPr>
+        <w:jc w:val="center"/>
+      </w:pPr>
+      <w:r>
+        <w:drawing>
+          <wp:inline xmlns:a="http://schemas.openxmlformats.org/drawingml/2006/main" xmlns:pic="http://schemas.openxmlformats.org/drawingml/2006/picture">
+            <wp:extent cx="5486400" cy="2547257"/>
+            <wp:docPr id="2" name="Picture 2"/>
+            <wp:cNvGraphicFramePr>
+              <a:graphicFrameLocks noChangeAspect="1"/>
+            </wp:cNvGraphicFramePr>
+            <a:graphic>
+              <a:graphicData uri="http://schemas.openxmlformats.org/drawingml/2006/picture">
+                <pic:pic>
+                  <pic:nvPicPr>
+                    <pic:cNvPr id="0" name="fig_ablation_2_agreement_with_full.png"/>
+                    <pic:cNvPicPr/>
+                  </pic:nvPicPr>
+                  <pic:blipFill>
+                    <a:blip r:embed="rId10"/>
+                    <a:stretch>
+                      <a:fillRect/>
+                    </a:stretch>
+                  </pic:blipFill>
+                  <pic:spPr>
+                    <a:xfrm>
+                      <a:off x="0" y="0"/>
+                      <a:ext cx="5486400" cy="2547257"/>
+                    </a:xfrm>
+                    <a:prstGeom prst="rect"/>
+                  </pic:spPr>
+                </pic:pic>
+              </a:graphicData>
+            </a:graphic>
+          </wp:inline>
+        </w:drawing>
+      </w:r>
+    </w:p>
     <w:p>
       <w:pPr>
         <w:jc w:val="center"/>
@@ -525,6 +603,45 @@
         <w:jc w:val="center"/>
       </w:pPr>
       <w:r>
+        <w:drawing>
+          <wp:inline xmlns:a="http://schemas.openxmlformats.org/drawingml/2006/main" xmlns:pic="http://schemas.openxmlformats.org/drawingml/2006/picture">
+            <wp:extent cx="5486400" cy="2547257"/>
+            <wp:docPr id="3" name="Picture 3"/>
+            <wp:cNvGraphicFramePr>
+              <a:graphicFrameLocks noChangeAspect="1"/>
+            </wp:cNvGraphicFramePr>
+            <a:graphic>
+              <a:graphicData uri="http://schemas.openxmlformats.org/drawingml/2006/picture">
+                <pic:pic>
+                  <pic:nvPicPr>
+                    <pic:cNvPr id="0" name="fig_ablation_3_mean_distance.png"/>
+                    <pic:cNvPicPr/>
+                  </pic:nvPicPr>
+                  <pic:blipFill>
+                    <a:blip r:embed="rId11"/>
+                    <a:stretch>
+                      <a:fillRect/>
+                    </a:stretch>
+                  </pic:blipFill>
+                  <pic:spPr>
+                    <a:xfrm>
+                      <a:off x="0" y="0"/>
+                      <a:ext cx="5486400" cy="2547257"/>
+                    </a:xfrm>
+                    <a:prstGeom prst="rect"/>
+                  </pic:spPr>
+                </pic:pic>
+              </a:graphicData>
+            </a:graphic>
+          </wp:inline>
+        </w:drawing>
+      </w:r>
+    </w:p>
+    <w:p>
+      <w:pPr>
+        <w:jc w:val="center"/>
+      </w:pPr>
+      <w:r>
         <w:rPr>
           <w:i/>
           <w:color w:val="898781"/>
@@ -539,6 +656,45 @@
         <w:jc w:val="center"/>
       </w:pPr>
       <w:r>
+        <w:drawing>
+          <wp:inline xmlns:a="http://schemas.openxmlformats.org/drawingml/2006/main" xmlns:pic="http://schemas.openxmlformats.org/drawingml/2006/picture">
+            <wp:extent cx="5486400" cy="2547257"/>
+            <wp:docPr id="4" name="Picture 4"/>
+            <wp:cNvGraphicFramePr>
+              <a:graphicFrameLocks noChangeAspect="1"/>
+            </wp:cNvGraphicFramePr>
+            <a:graphic>
+              <a:graphicData uri="http://schemas.openxmlformats.org/drawingml/2006/picture">
+                <pic:pic>
+                  <pic:nvPicPr>
+                    <pic:cNvPr id="0" name="fig_ablation_4_mean_state_score.png"/>
+                    <pic:cNvPicPr/>
+                  </pic:nvPicPr>
+                  <pic:blipFill>
+                    <a:blip r:embed="rId12"/>
+                    <a:stretch>
+                      <a:fillRect/>
+                    </a:stretch>
+                  </pic:blipFill>
+                  <pic:spPr>
+                    <a:xfrm>
+                      <a:off x="0" y="0"/>
+                      <a:ext cx="5486400" cy="2547257"/>
+                    </a:xfrm>
+                    <a:prstGeom prst="rect"/>
+                  </pic:spPr>
+                </pic:pic>
+              </a:graphicData>
+            </a:graphic>
+          </wp:inline>
+        </w:drawing>
+      </w:r>
+    </w:p>
+    <w:p>
+      <w:pPr>
+        <w:jc w:val="center"/>
+      </w:pPr>
+      <w:r>
         <w:rPr>
           <w:i/>
           <w:color w:val="898781"/>
@@ -548,6 +704,45 @@
       </w:r>
     </w:p>
     <w:p/>
+    <w:p>
+      <w:pPr>
+        <w:jc w:val="center"/>
+      </w:pPr>
+      <w:r>
+        <w:drawing>
+          <wp:inline xmlns:a="http://schemas.openxmlformats.org/drawingml/2006/main" xmlns:pic="http://schemas.openxmlformats.org/drawingml/2006/picture">
+            <wp:extent cx="5486400" cy="2547257"/>
+            <wp:docPr id="5" name="Picture 5"/>
+            <wp:cNvGraphicFramePr>
+              <a:graphicFrameLocks noChangeAspect="1"/>
+            </wp:cNvGraphicFramePr>
+            <a:graphic>
+              <a:graphicData uri="http://schemas.openxmlformats.org/drawingml/2006/picture">
+                <pic:pic>
+                  <pic:nvPicPr>
+                    <pic:cNvPr id="0" name="fig_ablation_5_los_hit_rate.png"/>
+                    <pic:cNvPicPr/>
+                  </pic:nvPicPr>
+                  <pic:blipFill>
+                    <a:blip r:embed="rId13"/>
+                    <a:stretch>
+                      <a:fillRect/>
+                    </a:stretch>
+                  </pic:blipFill>
+                  <pic:spPr>
+                    <a:xfrm>
+                      <a:off x="0" y="0"/>
+                      <a:ext cx="5486400" cy="2547257"/>
+                    </a:xfrm>
+                    <a:prstGeom prst="rect"/>
+                  </pic:spPr>
+                </pic:pic>
+              </a:graphicData>
+            </a:graphic>
+          </wp:inline>
+        </w:drawing>
+      </w:r>
+    </w:p>
     <w:p>
       <w:pPr>
         <w:jc w:val="center"/>
@@ -599,6 +794,45 @@
         <w:jc w:val="center"/>
       </w:pPr>
       <w:r>
+        <w:drawing>
+          <wp:inline xmlns:a="http://schemas.openxmlformats.org/drawingml/2006/main" xmlns:pic="http://schemas.openxmlformats.org/drawingml/2006/picture">
+            <wp:extent cx="5486400" cy="3135086"/>
+            <wp:docPr id="6" name="Picture 6"/>
+            <wp:cNvGraphicFramePr>
+              <a:graphicFrameLocks noChangeAspect="1"/>
+            </wp:cNvGraphicFramePr>
+            <a:graphic>
+              <a:graphicData uri="http://schemas.openxmlformats.org/drawingml/2006/picture">
+                <pic:pic>
+                  <pic:nvPicPr>
+                    <pic:cNvPr id="0" name="fig_sensitivity_distance.png"/>
+                    <pic:cNvPicPr/>
+                  </pic:nvPicPr>
+                  <pic:blipFill>
+                    <a:blip r:embed="rId14"/>
+                    <a:stretch>
+                      <a:fillRect/>
+                    </a:stretch>
+                  </pic:blipFill>
+                  <pic:spPr>
+                    <a:xfrm>
+                      <a:off x="0" y="0"/>
+                      <a:ext cx="5486400" cy="3135086"/>
+                    </a:xfrm>
+                    <a:prstGeom prst="rect"/>
+                  </pic:spPr>
+                </pic:pic>
+              </a:graphicData>
+            </a:graphic>
+          </wp:inline>
+        </w:drawing>
+      </w:r>
+    </w:p>
+    <w:p>
+      <w:pPr>
+        <w:jc w:val="center"/>
+      </w:pPr>
+      <w:r>
         <w:rPr>
           <w:i/>
           <w:color w:val="898781"/>
@@ -608,6 +842,45 @@
       </w:r>
     </w:p>
     <w:p/>
+    <w:p>
+      <w:pPr>
+        <w:jc w:val="center"/>
+      </w:pPr>
+      <w:r>
+        <w:drawing>
+          <wp:inline xmlns:a="http://schemas.openxmlformats.org/drawingml/2006/main" xmlns:pic="http://schemas.openxmlformats.org/drawingml/2006/picture">
+            <wp:extent cx="5486400" cy="3135086"/>
+            <wp:docPr id="7" name="Picture 7"/>
+            <wp:cNvGraphicFramePr>
+              <a:graphicFrameLocks noChangeAspect="1"/>
+            </wp:cNvGraphicFramePr>
+            <a:graphic>
+              <a:graphicData uri="http://schemas.openxmlformats.org/drawingml/2006/picture">
+                <pic:pic>
+                  <pic:nvPicPr>
+                    <pic:cNvPr id="0" name="fig_sensitivity_role.png"/>
+                    <pic:cNvPicPr/>
+                  </pic:nvPicPr>
+                  <pic:blipFill>
+                    <a:blip r:embed="rId15"/>
+                    <a:stretch>
+                      <a:fillRect/>
+                    </a:stretch>
+                  </pic:blipFill>
+                  <pic:spPr>
+                    <a:xfrm>
+                      <a:off x="0" y="0"/>
+                      <a:ext cx="5486400" cy="3135086"/>
+                    </a:xfrm>
+                    <a:prstGeom prst="rect"/>
+                  </pic:spPr>
+                </pic:pic>
+              </a:graphicData>
+            </a:graphic>
+          </wp:inline>
+        </w:drawing>
+      </w:r>
+    </w:p>
     <w:p>
       <w:pPr>
         <w:jc w:val="center"/>
@@ -627,6 +900,45 @@
         <w:jc w:val="center"/>
       </w:pPr>
       <w:r>
+        <w:drawing>
+          <wp:inline xmlns:a="http://schemas.openxmlformats.org/drawingml/2006/main" xmlns:pic="http://schemas.openxmlformats.org/drawingml/2006/picture">
+            <wp:extent cx="5486400" cy="3135086"/>
+            <wp:docPr id="8" name="Picture 8"/>
+            <wp:cNvGraphicFramePr>
+              <a:graphicFrameLocks noChangeAspect="1"/>
+            </wp:cNvGraphicFramePr>
+            <a:graphic>
+              <a:graphicData uri="http://schemas.openxmlformats.org/drawingml/2006/picture">
+                <pic:pic>
+                  <pic:nvPicPr>
+                    <pic:cNvPr id="0" name="fig_sensitivity_state.png"/>
+                    <pic:cNvPicPr/>
+                  </pic:nvPicPr>
+                  <pic:blipFill>
+                    <a:blip r:embed="rId16"/>
+                    <a:stretch>
+                      <a:fillRect/>
+                    </a:stretch>
+                  </pic:blipFill>
+                  <pic:spPr>
+                    <a:xfrm>
+                      <a:off x="0" y="0"/>
+                      <a:ext cx="5486400" cy="3135086"/>
+                    </a:xfrm>
+                    <a:prstGeom prst="rect"/>
+                  </pic:spPr>
+                </pic:pic>
+              </a:graphicData>
+            </a:graphic>
+          </wp:inline>
+        </w:drawing>
+      </w:r>
+    </w:p>
+    <w:p>
+      <w:pPr>
+        <w:jc w:val="center"/>
+      </w:pPr>
+      <w:r>
         <w:rPr>
           <w:i/>
           <w:color w:val="898781"/>
@@ -636,6 +948,45 @@
       </w:r>
     </w:p>
     <w:p/>
+    <w:p>
+      <w:pPr>
+        <w:jc w:val="center"/>
+      </w:pPr>
+      <w:r>
+        <w:drawing>
+          <wp:inline xmlns:a="http://schemas.openxmlformats.org/drawingml/2006/main" xmlns:pic="http://schemas.openxmlformats.org/drawingml/2006/picture">
+            <wp:extent cx="5486400" cy="3135086"/>
+            <wp:docPr id="9" name="Picture 9"/>
+            <wp:cNvGraphicFramePr>
+              <a:graphicFrameLocks noChangeAspect="1"/>
+            </wp:cNvGraphicFramePr>
+            <a:graphic>
+              <a:graphicData uri="http://schemas.openxmlformats.org/drawingml/2006/picture">
+                <pic:pic>
+                  <pic:nvPicPr>
+                    <pic:cNvPr id="0" name="fig_sensitivity_los.png"/>
+                    <pic:cNvPicPr/>
+                  </pic:nvPicPr>
+                  <pic:blipFill>
+                    <a:blip r:embed="rId17"/>
+                    <a:stretch>
+                      <a:fillRect/>
+                    </a:stretch>
+                  </pic:blipFill>
+                  <pic:spPr>
+                    <a:xfrm>
+                      <a:off x="0" y="0"/>
+                      <a:ext cx="5486400" cy="3135086"/>
+                    </a:xfrm>
+                    <a:prstGeom prst="rect"/>
+                  </pic:spPr>
+                </pic:pic>
+              </a:graphicData>
+            </a:graphic>
+          </wp:inline>
+        </w:drawing>
+      </w:r>
+    </w:p>
     <w:p>
       <w:pPr>
         <w:jc w:val="center"/>

--- a/MODULE2_EVALUATION_BRIEFING.docx
+++ b/MODULE2_EVALUATION_BRIEFING.docx
@@ -18,7 +18,7 @@
         <w:rPr>
           <w:b/>
         </w:rPr>
-        <w:t>A living reference document — how to explain Module 2 (NPC behaviour &amp; coordination) to your supervisor and evaluators, with the evidence behind every claim. Last updated 2026-08-04.</w:t>
+        <w:t>A living reference document — how to explain Module 2 (NPC behaviour &amp; coordination) to your supervisor and evaluators, with the evidence behind every claim. Last updated 2026-08-07.</w:t>
       </w:r>
     </w:p>
     <w:p>
@@ -71,7 +71,7 @@
     </w:p>
     <w:p>
       <w:r>
-        <w:t>The starting point had a specific, concrete bug: a terrorist who saw the trainee and then lost sight of them would simply abandon the chase and return to its post — even if a squadmate was standing right there. Real react-to-contact doctrine says the opposite: a confirmed sighting should commit the whole squad to a coordinated pursuit, not a private memory that expires. That gap — and the U.S. Army doctrine that contradicts it — is the origin story for the whole squad-coordination architecture (see Section 3).</w:t>
+        <w:t>The starting point had a specific, concrete bug: a terrorist who saw the trainee and then lost sight of them would simply abandon the chase and return to its post — even if a squadmate was standing right there. Real react-to-contact doctrine says the opposite: a confirmed sighting should commit the whole squad to a coordinated pursuit, not a private memory that expires. That gap — and the U.S. Army doctrine that contradicts it — is the origin story for the whole squad-coordination architecture (see Section 4).</w:t>
       </w:r>
     </w:p>
     <w:p>
@@ -111,7 +111,7 @@
     </w:p>
     <w:p>
       <w:r>
-        <w:t>That is the whole architecture in three sentences. Depth beyond this belongs in Q&amp;A answers, not the opening pitch — see Section 8.</w:t>
+        <w:t>That is the whole architecture in three sentences. Depth beyond this belongs in Q&amp;A answers, not the opening pitch — see Section 9.</w:t>
       </w:r>
     </w:p>
     <w:p>
@@ -122,12 +122,181 @@
         <w:rPr>
           <w:color w:val="0B0B0B"/>
         </w:rPr>
-        <w:t>3. Why It Is Built This Way — literature grounding, summarised</w:t>
+        <w:t>3. Inputs, Processing &amp; Outputs — the full pipeline</w:t>
       </w:r>
     </w:p>
     <w:p>
       <w:r>
-        <w:t>The two-layer structure (individual behaviour under squad coordination) mirrors F.E.A.R.'s well-known enemy AI (Orkin, 2006). The react-to-contact and shared-sighting behaviour follows actual U.S. Army battle-drill doctrine (CALL Handbook 96-3; FM 3-21.71). The expanding-search-on-lost-contact model follows peer-reviewed wilderness search-and-rescue theory (Phillips et al., 2014) — anchor on the point last seen, grow the search radius with elapsed time. The responder-selection technique is standard utility-based AI (Mark, 2009; Dill, 2010/2011/2012), with two citations specifically about virtual characters for military training simulators — the same domain as this project. Full citations, verified working links, and what each source backs are in Section 9 (Bibliography).</w:t>
+        <w:t>How data flows through Module 2, end to end — what it receives, how it turns that into a decision, and what it produces. Every step below cites the actual file and method it lives in.</w:t>
+      </w:r>
+    </w:p>
+    <w:p>
+      <w:pPr>
+        <w:pStyle w:val="Heading2"/>
+      </w:pPr>
+      <w:r>
+        <w:rPr>
+          <w:color w:val="0B0B0B"/>
+        </w:rPr>
+        <w:t>3.1 Inputs — what Module 2 receives</w:t>
+      </w:r>
+    </w:p>
+    <w:p>
+      <w:pPr>
+        <w:pStyle w:val="ListBullet"/>
+      </w:pPr>
+      <w:r>
+        <w:t>Scenario setup, from Module 1 — SceneBuilder.cs spawns each NPC with its role (Guard/Roamer/Leader), squad ID, AI level, and starting position, read from the generated scenario.</w:t>
+      </w:r>
+    </w:p>
+    <w:p>
+      <w:pPr>
+        <w:pStyle w:val="ListBullet"/>
+      </w:pPr>
+      <w:r>
+        <w:t>Live player state, every frame — the player's position/camera, used as the aim target and for line-of-sight checks.</w:t>
+      </w:r>
+    </w:p>
+    <w:p>
+      <w:pPr>
+        <w:pStyle w:val="ListBullet"/>
+      </w:pPr>
+      <w:r>
+        <w:t>World/physics data — wall/door raycasts (Physics.Raycast in PerceptionController.cs) and the baked NavMesh for pathing.</w:t>
+      </w:r>
+    </w:p>
+    <w:p>
+      <w:pPr>
+        <w:pStyle w:val="ListBullet"/>
+      </w:pPr>
+      <w:r>
+        <w:t>Events from other systems — ShotFired, DoorOpened, RoomBreached, HostageContactStarted and others, delivered through the shared event bus, EventManager.cs.</w:t>
+      </w:r>
+    </w:p>
+    <w:p>
+      <w:pPr>
+        <w:pStyle w:val="ListBullet"/>
+      </w:pPr>
+      <w:r>
+        <w:t>Tunable numbers — hearingRange, targetConfirmTime, preferredStandoffDistance, and the four NPCSelector scoring weights (NPCSelector.cs lines 51-60) — the dials the whole system runs on.</w:t>
+      </w:r>
+    </w:p>
+    <w:p>
+      <w:pPr>
+        <w:pStyle w:val="Heading2"/>
+      </w:pPr>
+      <w:r>
+        <w:rPr>
+          <w:color w:val="0B0B0B"/>
+        </w:rPr>
+        <w:t>3.2 Processing — how an input becomes a decision</w:t>
+      </w:r>
+    </w:p>
+    <w:p>
+      <w:pPr>
+        <w:pStyle w:val="ListNumber"/>
+      </w:pPr>
+      <w:r>
+        <w:t>Perception turns raw world data into an event. PerceptionController.cs's PerceptionTick() runs every 0.2s per NPC: checks distance, field-of-view, then a line-of-sight raycast (CheckVisibility()). Newly visible -&gt; PlayerSeen; sustained sight -&gt; TargetConfirmed; sustained loss -&gt; PlayerLost.</w:t>
+      </w:r>
+    </w:p>
+    <w:p>
+      <w:pPr>
+        <w:pStyle w:val="ListNumber"/>
+      </w:pPr>
+      <w:r>
+        <w:t>Each NPC's own state machine reacts. TerroristController.cs's HandleDetection() and RespondTo() move the NPC through its states via TransitionTo(): Idle -&gt; Suspicious -&gt; Alert -&gt; Engage -&gt; TakeCover/Retreat -&gt; Down.</w:t>
+      </w:r>
+    </w:p>
+    <w:p>
+      <w:pPr>
+        <w:pStyle w:val="ListNumber"/>
+      </w:pPr>
+      <w:r>
+        <w:t>NPCSelector picks the one responder, when only one should act. EventManager.cs's RouteToNPCs() collects every eligible NPC (CanRespond() true) and hands them to NPCSelector.SelectBest(), which scores distance/role/readiness/LOS and returns the highest scorer.</w:t>
+      </w:r>
+    </w:p>
+    <w:p>
+      <w:pPr>
+        <w:pStyle w:val="ListNumber"/>
+      </w:pPr>
+      <w:r>
+        <w:t>Squad coordination updates the shared blackboard. Squad.cs's ReportConfirmedContact() writes a confirmed sighting to shared state; BeginHunt() and FanOutSearch() dispatch squad members via each NPC's DispatchToInvestigate().</w:t>
+      </w:r>
+    </w:p>
+    <w:p>
+      <w:pPr>
+        <w:pStyle w:val="ListNumber"/>
+      </w:pPr>
+      <w:r>
+        <w:t>Movement and combat execution turn the decision into physical action. NavMeshAgent.SetDestination() moves the body; CombatPositionRoutine() governs firing-line spacing; NpcShooterRaycast fires the weapon and resolves hit/miss.</w:t>
+      </w:r>
+    </w:p>
+    <w:p>
+      <w:pPr>
+        <w:pStyle w:val="ListNumber"/>
+      </w:pPr>
+      <w:r>
+        <w:t>The hostage runs a parallel process. HostageController.cs listens to the same event bus and runs its own FSM, with MisreadsNonThreat() (driven by the personality's ThreatDiscrimination value) deciding whether a stimulus is read correctly at four separate decision points.</w:t>
+      </w:r>
+    </w:p>
+    <w:p>
+      <w:pPr>
+        <w:pStyle w:val="Heading2"/>
+      </w:pPr>
+      <w:r>
+        <w:rPr>
+          <w:color w:val="0B0B0B"/>
+        </w:rPr>
+        <w:t>3.3 Outputs — what Module 2 produces</w:t>
+      </w:r>
+    </w:p>
+    <w:p>
+      <w:pPr>
+        <w:pStyle w:val="ListBullet"/>
+      </w:pPr>
+      <w:r>
+        <w:t>Observable in-game behaviour — NPCs reacting, taking cover, converging, firing; hostages fleeing or following. The thing the trainee actually experiences.</w:t>
+      </w:r>
+    </w:p>
+    <w:p>
+      <w:pPr>
+        <w:pStyle w:val="ListBullet"/>
+      </w:pPr>
+      <w:r>
+        <w:t>Damage to the player — shots fired via NpcShooterRaycast connect to PlayerHealth.</w:t>
+      </w:r>
+    </w:p>
+    <w:p>
+      <w:pPr>
+        <w:pStyle w:val="ListBullet"/>
+      </w:pPr>
+      <w:r>
+        <w:t>Telemetry events, for Module 4 — TelemetryLogger.LogStateChange() on every FSM transition, LogDecision() on every NPCSelector pick, LogDirective() on every leader order. This is the raw material every evaluation (ablation charts, sensitivity charts, the significance tests) is built from.</w:t>
+      </w:r>
+    </w:p>
+    <w:p>
+      <w:pPr>
+        <w:pStyle w:val="ListBullet"/>
+      </w:pPr>
+      <w:r>
+        <w:t>Mission-outcome signals — hostage rescued/killed, terrorists down, mission success/fail — consumed downstream by Module 4's scoring.</w:t>
+      </w:r>
+    </w:p>
+    <w:p>
+      <w:pPr>
+        <w:pStyle w:val="ListBullet"/>
+      </w:pPr>
+      <w:r>
+        <w:t>Derived events fed back in — e.g. a terrorist opening fire raises a new GunshotHeard event that other terrorists and the hostage react to. Module 2 is not a straight pipeline; some of its own outputs become next-tick inputs.</w:t>
+      </w:r>
+    </w:p>
+    <w:p>
+      <w:r>
+        <w:rPr>
+          <w:b/>
+        </w:rPr>
+        <w:t>The whole thing in one line: Input (player position + world geometry + scenario setup) -&gt; Perception (raw data becomes an event) -&gt; Individual FSM (one NPC decides its own state) -&gt; Selector (picks the one best responder) -&gt; Squad blackboard (shares knowledge, coordinates a search) -&gt; Movement/combat (executes it physically) -&gt; Output (visible behaviour + damage + a full telemetry trail Module 4 runs on).</w:t>
       </w:r>
     </w:p>
     <w:p>
@@ -138,7 +307,23 @@
         <w:rPr>
           <w:color w:val="0B0B0B"/>
         </w:rPr>
-        <w:t>4. The Responder-Selection Formula — full justification</w:t>
+        <w:t>4. Why It Is Built This Way — literature grounding, summarised</w:t>
+      </w:r>
+    </w:p>
+    <w:p>
+      <w:r>
+        <w:t>The two-layer structure (individual behaviour under squad coordination) mirrors F.E.A.R.'s well-known enemy AI (Orkin, 2006). The react-to-contact and shared-sighting behaviour follows actual U.S. Army battle-drill doctrine (CALL Handbook 96-3; FM 3-21.71). The expanding-search-on-lost-contact model follows peer-reviewed wilderness search-and-rescue theory (Phillips et al., 2014) — anchor on the point last seen, grow the search radius with elapsed time. The responder-selection technique is standard utility-based AI (Mark, 2009; Dill, 2010/2011/2012), with two citations specifically about virtual characters for military training simulators — the same domain as this project. Full citations, verified working links, and what each source backs are in Section 10 (Bibliography).</w:t>
+      </w:r>
+    </w:p>
+    <w:p>
+      <w:pPr>
+        <w:pStyle w:val="Heading1"/>
+      </w:pPr>
+      <w:r>
+        <w:rPr>
+          <w:color w:val="0B0B0B"/>
+        </w:rPr>
+        <w:t>5. The Responder-Selection Formula — full justification</w:t>
       </w:r>
     </w:p>
     <w:p>
@@ -149,7 +334,7 @@
         <w:rPr>
           <w:color w:val="0B0B0B"/>
         </w:rPr>
-        <w:t>4.1 What it is</w:t>
+        <w:t>5.1 What it is</w:t>
       </w:r>
     </w:p>
     <w:p>
@@ -249,7 +434,7 @@
     </w:p>
     <w:p>
       <w:r>
-        <w:t>No published source specifies this exact four-factor combination or these exact numbers — that combination is this project's own design. What IS well-grounded is the technique itself (weighted multi-factor scoring) and each individual factor, matched independently across three literatures: game-AI utility theory, multi-robot task allocation, and military/emergency dispatch operations research (Section 9, Group 4).</w:t>
+        <w:t>No published source specifies this exact four-factor combination or these exact numbers — that combination is this project's own design. What IS well-grounded is the technique itself (weighted multi-factor scoring) and each individual factor, matched independently across three literatures: game-AI utility theory, multi-robot task allocation, and military/emergency dispatch operations research (Section 10, Group 4).</w:t>
       </w:r>
     </w:p>
     <w:p>
@@ -260,7 +445,7 @@
         <w:rPr>
           <w:color w:val="0B0B0B"/>
         </w:rPr>
-        <w:t>4.2 Ablation study — does each factor actually matter?</w:t>
+        <w:t>5.2 Ablation study — does each factor actually matter?</w:t>
       </w:r>
     </w:p>
     <w:p>
@@ -773,7 +958,7 @@
         <w:rPr>
           <w:color w:val="0B0B0B"/>
         </w:rPr>
-        <w:t>4.3 Weight-sensitivity study — are the chosen numbers fragile or robust?</w:t>
+        <w:t>5.3 Weight-sensitivity study — are the chosen numbers fragile or robust?</w:t>
       </w:r>
     </w:p>
     <w:p>
@@ -1017,7 +1202,7 @@
         <w:rPr>
           <w:color w:val="0B0B0B"/>
         </w:rPr>
-        <w:t>4.4 The honest, calibrated defense</w:t>
+        <w:t>5.4 The honest, calibrated defense</w:t>
       </w:r>
     </w:p>
     <w:p>
@@ -1046,7 +1231,7 @@
         <w:rPr>
           <w:color w:val="0B0B0B"/>
         </w:rPr>
-        <w:t>5. Human Evaluation Results</w:t>
+        <w:t>6. Human Evaluation Results</w:t>
       </w:r>
     </w:p>
     <w:p>
@@ -1962,7 +2147,7 @@
         <w:rPr>
           <w:b/>
         </w:rPr>
-        <w:t>What this does NOT prove: AllowTeam gates the ENTIRE squad-coordination package at once — dispatch, persistent hunt, leader directives, converge-on-contact all switch on together. This evaluation cannot isolate NPCSelector's specific contribution from the rest of that package. It corroborates that the mechanism is worth having; it does not validate its specific weights — that remains the job of Section 4's ablation/sensitivity studies.</w:t>
+        <w:t>What this does NOT prove: AllowTeam gates the ENTIRE squad-coordination package at once — dispatch, persistent hunt, leader directives, converge-on-contact all switch on together. This evaluation cannot isolate NPCSelector's specific contribution from the rest of that package. It corroborates that the mechanism is worth having; it does not validate its specific weights — that remains the job of Section 5's ablation/sensitivity studies.</w:t>
       </w:r>
     </w:p>
     <w:p>
@@ -1973,7 +2158,7 @@
         <w:rPr>
           <w:color w:val="0B0B0B"/>
         </w:rPr>
-        <w:t>6. Recent Behaviour Fixes (verified compiling; playtest still needed)</w:t>
+        <w:t>7. Recent Behaviour Fixes (verified compiling; playtest still needed)</w:t>
       </w:r>
     </w:p>
     <w:p>
@@ -2021,7 +2206,7 @@
         <w:rPr>
           <w:color w:val="0B0B0B"/>
         </w:rPr>
-        <w:t>7. Presentation Structure — how to actually run the demo</w:t>
+        <w:t>8. Presentation Structure — how to actually run the demo</w:t>
       </w:r>
     </w:p>
     <w:p>
@@ -2061,7 +2246,7 @@
         <w:pStyle w:val="ListNumber"/>
       </w:pPr>
       <w:r>
-        <w:t>Why it is built this way — 30 seconds, name 2-3 sources (Section 3).</w:t>
+        <w:t>Why it is built this way — 30 seconds, name 2-3 sources (Section 4).</w:t>
       </w:r>
     </w:p>
     <w:p>
@@ -2069,7 +2254,7 @@
         <w:pStyle w:val="ListNumber"/>
       </w:pPr>
       <w:r>
-        <w:t>How you know it works — do not rush this, it is your strongest material: the ablation numbers, the sensitivity numbers, and the real significance results (Sections 4 and 5).</w:t>
+        <w:t>How you know it works — do not rush this, it is your strongest material: the ablation numbers, the sensitivity numbers, and the real significance results (Sections 5 and 6).</w:t>
       </w:r>
     </w:p>
     <w:p>
@@ -2077,7 +2262,7 @@
         <w:pStyle w:val="ListNumber"/>
       </w:pPr>
       <w:r>
-        <w:t>State one limitation, unprompted — e.g. "the specific weights are not from a published source; we validated them ourselves" (Section 4.4). Volunteering it reads as rigor, not weakness.</w:t>
+        <w:t>State one limitation, unprompted — e.g. "the specific weights are not from a published source; we validated them ourselves" (Section 5.4). Volunteering it reads as rigor, not weakness.</w:t>
       </w:r>
     </w:p>
     <w:p>
@@ -2088,7 +2273,7 @@
         <w:rPr>
           <w:color w:val="0B0B0B"/>
         </w:rPr>
-        <w:t>8. Anticipated Questions — quick answers</w:t>
+        <w:t>9. Anticipated Questions — quick answers</w:t>
       </w:r>
     </w:p>
     <w:tbl>
@@ -2283,7 +2468,7 @@
         <w:rPr>
           <w:color w:val="0B0B0B"/>
         </w:rPr>
-        <w:t>9. Bibliography — every cited source, with working links</w:t>
+        <w:t>10. Bibliography — every cited source, with working links</w:t>
       </w:r>
     </w:p>
     <w:p>
@@ -3260,7 +3445,7 @@
         <w:rPr>
           <w:color w:val="0B0B0B"/>
         </w:rPr>
-        <w:t>10. Open Items — track before the evaluation</w:t>
+        <w:t>11. Open Items — track before the evaluation</w:t>
       </w:r>
     </w:p>
     <w:p>
@@ -3300,7 +3485,7 @@
         <w:pStyle w:val="ListBullet"/>
       </w:pPr>
       <w:r>
-        <w:t>The three behaviour fixes in Section 6 need an actual VR playtest confirmation — not yet done.</w:t>
+        <w:t>The three behaviour fixes in Section 7 need an actual VR playtest confirmation — not yet done.</w:t>
       </w:r>
     </w:p>
     <w:p>

--- a/MODULE2_EVALUATION_BRIEFING.docx
+++ b/MODULE2_EVALUATION_BRIEFING.docx
@@ -18,7 +18,7 @@
         <w:rPr>
           <w:b/>
         </w:rPr>
-        <w:t>A living reference document — how to explain Module 2 (NPC behaviour &amp; coordination) to your supervisor and evaluators, with the evidence behind every claim. Last updated 2026-08-07.</w:t>
+        <w:t>A living reference document — how to explain Module 2 (NPC behaviour &amp; coordination) to your supervisor and evaluators, with the evidence behind every claim. Last updated 2026-08-09.</w:t>
       </w:r>
     </w:p>
     <w:p>
@@ -952,6 +952,427 @@
     </w:p>
     <w:p>
       <w:pPr>
+        <w:pStyle w:val="Heading3"/>
+      </w:pPr>
+      <w:r>
+        <w:rPr>
+          <w:color w:val="0B0B0B"/>
+        </w:rPr>
+        <w:t>Extending the ablation study to RoomBreached and AllyDownSeen (2026-08-09)</w:t>
+      </w:r>
+    </w:p>
+    <w:p>
+      <w:r>
+        <w:t>The study above only ever tested GunshotHeard events — which can only exercise the Roamer bonus. Guard's bonus (RoomBreached) and Leader's bonus (AllyDownSeen) never fired against a GunshotHeard-only event stream, so the original study gave zero evidence for two of the three role-bonus entries. This was closed by re-running the SAME 50 event positions under all three event types (750 decisions total), live inside Unity — so any difference found between event types can only be caused by which role's bonus applies, never by different event geometry.</w:t>
+      </w:r>
+    </w:p>
+    <w:p>
+      <w:pPr>
+        <w:jc w:val="center"/>
+      </w:pPr>
+      <w:r>
+        <w:drawing>
+          <wp:inline xmlns:a="http://schemas.openxmlformats.org/drawingml/2006/main" xmlns:pic="http://schemas.openxmlformats.org/drawingml/2006/picture">
+            <wp:extent cx="5486400" cy="2939143"/>
+            <wp:docPr id="6" name="Picture 6"/>
+            <wp:cNvGraphicFramePr>
+              <a:graphicFrameLocks noChangeAspect="1"/>
+            </wp:cNvGraphicFramePr>
+            <a:graphic>
+              <a:graphicData uri="http://schemas.openxmlformats.org/drawingml/2006/picture">
+                <pic:pic>
+                  <pic:nvPicPr>
+                    <pic:cNvPr id="0" name="fig_ablation_roombreached_1_role_distribution.png"/>
+                    <pic:cNvPicPr/>
+                  </pic:nvPicPr>
+                  <pic:blipFill>
+                    <a:blip r:embed="rId14"/>
+                    <a:stretch>
+                      <a:fillRect/>
+                    </a:stretch>
+                  </pic:blipFill>
+                  <pic:spPr>
+                    <a:xfrm>
+                      <a:off x="0" y="0"/>
+                      <a:ext cx="5486400" cy="2939143"/>
+                    </a:xfrm>
+                    <a:prstGeom prst="rect"/>
+                  </pic:spPr>
+                </pic:pic>
+              </a:graphicData>
+            </a:graphic>
+          </wp:inline>
+        </w:drawing>
+      </w:r>
+    </w:p>
+    <w:p>
+      <w:pPr>
+        <w:jc w:val="center"/>
+      </w:pPr>
+      <w:r>
+        <w:rPr>
+          <w:i/>
+          <w:color w:val="898781"/>
+          <w:sz w:val="18"/>
+        </w:rPr>
+        <w:t>Figure 5a. Who gets picked for RoomBreached (favours Guard). Guard wins 49/50 events under Full — the same dominance pattern the original study found for Roamer under GunshotHeard.</w:t>
+      </w:r>
+    </w:p>
+    <w:p/>
+    <w:p>
+      <w:pPr>
+        <w:jc w:val="center"/>
+      </w:pPr>
+      <w:r>
+        <w:drawing>
+          <wp:inline xmlns:a="http://schemas.openxmlformats.org/drawingml/2006/main" xmlns:pic="http://schemas.openxmlformats.org/drawingml/2006/picture">
+            <wp:extent cx="5486400" cy="2939143"/>
+            <wp:docPr id="7" name="Picture 7"/>
+            <wp:cNvGraphicFramePr>
+              <a:graphicFrameLocks noChangeAspect="1"/>
+            </wp:cNvGraphicFramePr>
+            <a:graphic>
+              <a:graphicData uri="http://schemas.openxmlformats.org/drawingml/2006/picture">
+                <pic:pic>
+                  <pic:nvPicPr>
+                    <pic:cNvPr id="0" name="fig_ablation_allydownseen_1_role_distribution.png"/>
+                    <pic:cNvPicPr/>
+                  </pic:nvPicPr>
+                  <pic:blipFill>
+                    <a:blip r:embed="rId15"/>
+                    <a:stretch>
+                      <a:fillRect/>
+                    </a:stretch>
+                  </pic:blipFill>
+                  <pic:spPr>
+                    <a:xfrm>
+                      <a:off x="0" y="0"/>
+                      <a:ext cx="5486400" cy="2939143"/>
+                    </a:xfrm>
+                    <a:prstGeom prst="rect"/>
+                  </pic:spPr>
+                </pic:pic>
+              </a:graphicData>
+            </a:graphic>
+          </wp:inline>
+        </w:drawing>
+      </w:r>
+    </w:p>
+    <w:p>
+      <w:pPr>
+        <w:jc w:val="center"/>
+      </w:pPr>
+      <w:r>
+        <w:rPr>
+          <w:i/>
+          <w:color w:val="898781"/>
+          <w:sz w:val="18"/>
+        </w:rPr>
+        <w:t>Figure 5b. Who gets picked for AllyDownSeen (favours Leader). Leader wins 46/50 events under Full.</w:t>
+      </w:r>
+    </w:p>
+    <w:p/>
+    <w:tbl>
+      <w:tblPr>
+        <w:tblStyle w:val="TableGrid"/>
+        <w:tblW w:type="auto" w:w="0"/>
+        <w:tblLook w:firstColumn="1" w:firstRow="1" w:lastColumn="0" w:lastRow="0" w:noHBand="0" w:noVBand="1" w:val="04A0"/>
+      </w:tblPr>
+      <w:tblGrid>
+        <w:gridCol w:w="2412"/>
+        <w:gridCol w:w="2412"/>
+        <w:gridCol w:w="2412"/>
+        <w:gridCol w:w="2412"/>
+      </w:tblGrid>
+      <w:tr>
+        <w:tc>
+          <w:tcPr>
+            <w:tcW w:type="dxa" w:w="2412"/>
+            <w:shd w:val="clear" w:color="auto" w:fill="DCE6F5"/>
+          </w:tcPr>
+          <w:p>
+            <w:r>
+              <w:rPr>
+                <w:b/>
+                <w:sz w:val="19"/>
+              </w:rPr>
+              <w:t>Event type</w:t>
+            </w:r>
+          </w:p>
+        </w:tc>
+        <w:tc>
+          <w:tcPr>
+            <w:tcW w:type="dxa" w:w="2412"/>
+            <w:shd w:val="clear" w:color="auto" w:fill="DCE6F5"/>
+          </w:tcPr>
+          <w:p>
+            <w:r>
+              <w:rPr>
+                <w:b/>
+                <w:sz w:val="19"/>
+              </w:rPr>
+              <w:t>Favoured role</w:t>
+            </w:r>
+          </w:p>
+        </w:tc>
+        <w:tc>
+          <w:tcPr>
+            <w:tcW w:type="dxa" w:w="2412"/>
+            <w:shd w:val="clear" w:color="auto" w:fill="DCE6F5"/>
+          </w:tcPr>
+          <w:p>
+            <w:r>
+              <w:rPr>
+                <w:b/>
+                <w:sz w:val="19"/>
+              </w:rPr>
+              <w:t>Bonus</w:t>
+            </w:r>
+          </w:p>
+        </w:tc>
+        <w:tc>
+          <w:tcPr>
+            <w:tcW w:type="dxa" w:w="2412"/>
+            <w:shd w:val="clear" w:color="auto" w:fill="DCE6F5"/>
+          </w:tcPr>
+          <w:p>
+            <w:r>
+              <w:rPr>
+                <w:b/>
+                <w:sz w:val="19"/>
+              </w:rPr>
+              <w:t>Full-mode dominance</w:t>
+            </w:r>
+          </w:p>
+        </w:tc>
+      </w:tr>
+      <w:tr>
+        <w:tc>
+          <w:tcPr>
+            <w:tcW w:type="dxa" w:w="2412"/>
+          </w:tcPr>
+          <w:p>
+            <w:r>
+              <w:rPr>
+                <w:sz w:val="19"/>
+              </w:rPr>
+              <w:t>RoomBreached</w:t>
+            </w:r>
+          </w:p>
+        </w:tc>
+        <w:tc>
+          <w:tcPr>
+            <w:tcW w:type="dxa" w:w="2412"/>
+          </w:tcPr>
+          <w:p>
+            <w:r>
+              <w:rPr>
+                <w:sz w:val="19"/>
+              </w:rPr>
+              <w:t>Guard</w:t>
+            </w:r>
+          </w:p>
+        </w:tc>
+        <w:tc>
+          <w:tcPr>
+            <w:tcW w:type="dxa" w:w="2412"/>
+          </w:tcPr>
+          <w:p>
+            <w:r>
+              <w:rPr>
+                <w:sz w:val="19"/>
+              </w:rPr>
+              <w:t>3.0</w:t>
+            </w:r>
+          </w:p>
+        </w:tc>
+        <w:tc>
+          <w:tcPr>
+            <w:tcW w:type="dxa" w:w="2412"/>
+          </w:tcPr>
+          <w:p>
+            <w:r>
+              <w:rPr>
+                <w:sz w:val="19"/>
+              </w:rPr>
+              <w:t>98% (49/50)</w:t>
+            </w:r>
+          </w:p>
+        </w:tc>
+      </w:tr>
+      <w:tr>
+        <w:tc>
+          <w:tcPr>
+            <w:tcW w:type="dxa" w:w="2412"/>
+          </w:tcPr>
+          <w:p>
+            <w:r>
+              <w:rPr>
+                <w:sz w:val="19"/>
+              </w:rPr>
+              <w:t>GunshotHeard</w:t>
+            </w:r>
+          </w:p>
+        </w:tc>
+        <w:tc>
+          <w:tcPr>
+            <w:tcW w:type="dxa" w:w="2412"/>
+          </w:tcPr>
+          <w:p>
+            <w:r>
+              <w:rPr>
+                <w:sz w:val="19"/>
+              </w:rPr>
+              <w:t>Roamer</w:t>
+            </w:r>
+          </w:p>
+        </w:tc>
+        <w:tc>
+          <w:tcPr>
+            <w:tcW w:type="dxa" w:w="2412"/>
+          </w:tcPr>
+          <w:p>
+            <w:r>
+              <w:rPr>
+                <w:sz w:val="19"/>
+              </w:rPr>
+              <w:t>2.0</w:t>
+            </w:r>
+          </w:p>
+        </w:tc>
+        <w:tc>
+          <w:tcPr>
+            <w:tcW w:type="dxa" w:w="2412"/>
+          </w:tcPr>
+          <w:p>
+            <w:r>
+              <w:rPr>
+                <w:sz w:val="19"/>
+              </w:rPr>
+              <w:t>96% (48/50)</w:t>
+            </w:r>
+          </w:p>
+        </w:tc>
+      </w:tr>
+      <w:tr>
+        <w:tc>
+          <w:tcPr>
+            <w:tcW w:type="dxa" w:w="2412"/>
+          </w:tcPr>
+          <w:p>
+            <w:r>
+              <w:rPr>
+                <w:sz w:val="19"/>
+              </w:rPr>
+              <w:t>AllyDownSeen</w:t>
+            </w:r>
+          </w:p>
+        </w:tc>
+        <w:tc>
+          <w:tcPr>
+            <w:tcW w:type="dxa" w:w="2412"/>
+          </w:tcPr>
+          <w:p>
+            <w:r>
+              <w:rPr>
+                <w:sz w:val="19"/>
+              </w:rPr>
+              <w:t>Leader</w:t>
+            </w:r>
+          </w:p>
+        </w:tc>
+        <w:tc>
+          <w:tcPr>
+            <w:tcW w:type="dxa" w:w="2412"/>
+          </w:tcPr>
+          <w:p>
+            <w:r>
+              <w:rPr>
+                <w:sz w:val="19"/>
+              </w:rPr>
+              <w:t>1.5</w:t>
+            </w:r>
+          </w:p>
+        </w:tc>
+        <w:tc>
+          <w:tcPr>
+            <w:tcW w:type="dxa" w:w="2412"/>
+          </w:tcPr>
+          <w:p>
+            <w:r>
+              <w:rPr>
+                <w:sz w:val="19"/>
+              </w:rPr>
+              <w:t>92% (46/50)</w:t>
+            </w:r>
+          </w:p>
+        </w:tc>
+      </w:tr>
+    </w:tbl>
+    <w:p/>
+    <w:p>
+      <w:pPr>
+        <w:jc w:val="center"/>
+      </w:pPr>
+      <w:r>
+        <w:drawing>
+          <wp:inline xmlns:a="http://schemas.openxmlformats.org/drawingml/2006/main" xmlns:pic="http://schemas.openxmlformats.org/drawingml/2006/picture">
+            <wp:extent cx="5486400" cy="3135086"/>
+            <wp:docPr id="8" name="Picture 8"/>
+            <wp:cNvGraphicFramePr>
+              <a:graphicFrameLocks noChangeAspect="1"/>
+            </wp:cNvGraphicFramePr>
+            <a:graphic>
+              <a:graphicData uri="http://schemas.openxmlformats.org/drawingml/2006/picture">
+                <pic:pic>
+                  <pic:nvPicPr>
+                    <pic:cNvPr id="0" name="fig_ablation_6_bonus_vs_dominance.png"/>
+                    <pic:cNvPicPr/>
+                  </pic:nvPicPr>
+                  <pic:blipFill>
+                    <a:blip r:embed="rId16"/>
+                    <a:stretch>
+                      <a:fillRect/>
+                    </a:stretch>
+                  </pic:blipFill>
+                  <pic:spPr>
+                    <a:xfrm>
+                      <a:off x="0" y="0"/>
+                      <a:ext cx="5486400" cy="3135086"/>
+                    </a:xfrm>
+                    <a:prstGeom prst="rect"/>
+                  </pic:spPr>
+                </pic:pic>
+              </a:graphicData>
+            </a:graphic>
+          </wp:inline>
+        </w:drawing>
+      </w:r>
+    </w:p>
+    <w:p>
+      <w:pPr>
+        <w:jc w:val="center"/>
+      </w:pPr>
+      <w:r>
+        <w:rPr>
+          <w:i/>
+          <w:color w:val="898781"/>
+          <w:sz w:val="18"/>
+        </w:rPr>
+        <w:t>Figure 5c. Bonus magnitude vs. measured dominance across all three role-bonus entries. The ordering is monotonic — bigger bonus produces proportionally stronger real-world dominance.</w:t>
+      </w:r>
+    </w:p>
+    <w:p/>
+    <w:p>
+      <w:r>
+        <w:rPr>
+          <w:b/>
+        </w:rPr>
+        <w:t>What this proves: all three role-bonus entries — not just Roamer's — produce real, substantial dominance for their intended role, and the RELATIVE ordering of the three bonus magnitudes (Guard 3.0 &gt; Roamer 2.0 &gt; Leader 1.5) tracks the relative ordering of measured dominance (98% &gt; 96% &gt; 92%). What this does NOT prove: the absolute values 3.0/2.0/1.5 are still not literature-derived — this shows the formula behaves consistently with its own design intent, not that the specific numbers are independently correct or optimal. Three data points showing a monotonic trend is suggestive and honestly reportable, not a statistically powered claim. As a reproducibility check: the GunshotHeard rows from this later run reproduced the original study's numbers exactly, eight days later, in a separate Unity session — confirming the seed=42 setup is genuinely deterministic.</w:t>
+      </w:r>
+    </w:p>
+    <w:p>
+      <w:pPr>
         <w:pStyle w:val="Heading2"/>
       </w:pPr>
       <w:r>
@@ -982,7 +1403,7 @@
         <w:drawing>
           <wp:inline xmlns:a="http://schemas.openxmlformats.org/drawingml/2006/main" xmlns:pic="http://schemas.openxmlformats.org/drawingml/2006/picture">
             <wp:extent cx="5486400" cy="3135086"/>
-            <wp:docPr id="6" name="Picture 6"/>
+            <wp:docPr id="9" name="Picture 9"/>
             <wp:cNvGraphicFramePr>
               <a:graphicFrameLocks noChangeAspect="1"/>
             </wp:cNvGraphicFramePr>
@@ -994,7 +1415,7 @@
                     <pic:cNvPicPr/>
                   </pic:nvPicPr>
                   <pic:blipFill>
-                    <a:blip r:embed="rId14"/>
+                    <a:blip r:embed="rId17"/>
                     <a:stretch>
                       <a:fillRect/>
                     </a:stretch>
@@ -1035,7 +1456,7 @@
         <w:drawing>
           <wp:inline xmlns:a="http://schemas.openxmlformats.org/drawingml/2006/main" xmlns:pic="http://schemas.openxmlformats.org/drawingml/2006/picture">
             <wp:extent cx="5486400" cy="3135086"/>
-            <wp:docPr id="7" name="Picture 7"/>
+            <wp:docPr id="10" name="Picture 10"/>
             <wp:cNvGraphicFramePr>
               <a:graphicFrameLocks noChangeAspect="1"/>
             </wp:cNvGraphicFramePr>
@@ -1047,7 +1468,7 @@
                     <pic:cNvPicPr/>
                   </pic:nvPicPr>
                   <pic:blipFill>
-                    <a:blip r:embed="rId15"/>
+                    <a:blip r:embed="rId18"/>
                     <a:stretch>
                       <a:fillRect/>
                     </a:stretch>
@@ -1088,7 +1509,7 @@
         <w:drawing>
           <wp:inline xmlns:a="http://schemas.openxmlformats.org/drawingml/2006/main" xmlns:pic="http://schemas.openxmlformats.org/drawingml/2006/picture">
             <wp:extent cx="5486400" cy="3135086"/>
-            <wp:docPr id="8" name="Picture 8"/>
+            <wp:docPr id="11" name="Picture 11"/>
             <wp:cNvGraphicFramePr>
               <a:graphicFrameLocks noChangeAspect="1"/>
             </wp:cNvGraphicFramePr>
@@ -1100,7 +1521,7 @@
                     <pic:cNvPicPr/>
                   </pic:nvPicPr>
                   <pic:blipFill>
-                    <a:blip r:embed="rId16"/>
+                    <a:blip r:embed="rId19"/>
                     <a:stretch>
                       <a:fillRect/>
                     </a:stretch>
@@ -1141,7 +1562,7 @@
         <w:drawing>
           <wp:inline xmlns:a="http://schemas.openxmlformats.org/drawingml/2006/main" xmlns:pic="http://schemas.openxmlformats.org/drawingml/2006/picture">
             <wp:extent cx="5486400" cy="3135086"/>
-            <wp:docPr id="9" name="Picture 9"/>
+            <wp:docPr id="12" name="Picture 12"/>
             <wp:cNvGraphicFramePr>
               <a:graphicFrameLocks noChangeAspect="1"/>
             </wp:cNvGraphicFramePr>
@@ -1153,7 +1574,7 @@
                     <pic:cNvPicPr/>
                   </pic:nvPicPr>
                   <pic:blipFill>
-                    <a:blip r:embed="rId17"/>
+                    <a:blip r:embed="rId20"/>
                     <a:stretch>
                       <a:fillRect/>
                     </a:stretch>
